--- a/templates/membership-interest-purchase-agreement-llc.docx
+++ b/templates/membership-interest-purchase-agreement-llc.docx
@@ -2,29 +2,6 @@
 <file path=word/document.xml><?xml version="1.0" encoding="utf-8"?>
 <w:document xmlns:o="urn:schemas-microsoft-com:office:office" xmlns:r="http://schemas.openxmlformats.org/officeDocument/2006/relationships" xmlns:v="urn:schemas-microsoft-com:vml" xmlns:w="http://schemas.openxmlformats.org/wordprocessingml/2006/main" xmlns:w10="urn:schemas-microsoft-com:office:word" xmlns:wp="http://schemas.openxmlformats.org/drawingml/2006/wordprocessingDrawing" xmlns:pic="http://schemas.openxmlformats.org/drawingml/2006/picture" xmlns:wps="http://schemas.microsoft.com/office/word/2010/wordprocessingShape" xmlns:wpg="http://schemas.microsoft.com/office/word/2010/wordprocessingGroup" xmlns:mc="http://schemas.openxmlformats.org/markup-compatibility/2006" xmlns:wp14="http://schemas.microsoft.com/office/word/2010/wordprocessingDrawing" xmlns:w14="http://schemas.microsoft.com/office/word/2010/wordml" xmlns:w15="http://schemas.microsoft.com/office/word/2012/wordml" mc:Ignorable="w14 wp14 w15">
   <w:body>
-    <w:p>
-      <w:pPr>
-        <w:spacing w:after="240"/>
-        <w:jc w:val="left"/>
-      </w:pPr>
-      <w:r>
-        <w:rPr>
-          <w:b/>
-          <w:i/>
-          <w:sz w:val="20"/>
-          <w:szCs w:val="20"/>
-        </w:rPr>
-        <w:t xml:space="preserve">Drafting note (delete before use): </w:t>
-      </w:r>
-      <w:r>
-        <w:rPr>
-          <w:i/>
-          <w:sz w:val="20"/>
-          <w:szCs w:val="20"/>
-        </w:rPr>
-        <w:t xml:space="preserve">Issues founder Membership Interests so a human holds the equity of the LLC. Confirm with counsel and the Company’s tax advisors whether the Purchaser’s admission as a Member affects the Purchaser’s ability to simultaneously be treated as a W-2 employee — under longstanding IRS guidance (Rev. Rul. 69-184, reinforced by Treasury regulations finalized in 2016), a partner/member in an entity taxed as a partnership generally cannot also be its employee, which may require restructuring compensation as guaranteed payments or self-employment income. Replace bracketed terms.</w:t>
-      </w:r>
-    </w:p>
     <w:p>
       <w:pPr>
         <w:pStyle w:val="Normal"/>
@@ -52,7 +29,7 @@
           <w:i/>
           <w:color w:val="000000"/>
         </w:rPr>
-        <w:t>[COMPANY NAME], LLC</w:t>
+        <w:t>{Company Name}</w:t>
       </w:r>
     </w:p>
     <w:p>
@@ -71,7 +48,7 @@
           <w:i/>
           <w:color w:val="000000"/>
         </w:rPr>
-        <w:t>[DATE]</w:t>
+        <w:t>{Effective Date}</w:t>
       </w:r>
       <w:r>
         <w:rPr/>
@@ -82,18 +59,18 @@
           <w:i/>
           <w:color w:val="000000"/>
         </w:rPr>
-        <w:t>[COMPANY NAME]</w:t>
+        <w:t>{Company Name}</w:t>
       </w:r>
       <w:r>
         <w:rPr/>
-        <w:t xml:space="preserve">, LLC, a Delaware limited liability company (the “Company”), and </w:t>
+        <w:t xml:space="preserve">, a Delaware limited liability company (the “Company”), and </w:t>
       </w:r>
       <w:r>
         <w:rPr>
           <w:i/>
           <w:color w:val="000000"/>
         </w:rPr>
-        <w:t>[PURCHASER NAME]</w:t>
+        <w:t>{Member Name}</w:t>
       </w:r>
       <w:r>
         <w:rPr/>
@@ -133,7 +110,7 @@
           <w:i/>
           <w:color w:val="000000"/>
         </w:rPr>
-        <w:t>[NUMBER]</w:t>
+        <w:t>100</w:t>
       </w:r>
       <w:r>
         <w:rPr/>
@@ -144,7 +121,7 @@
           <w:i/>
           <w:color w:val="000000"/>
         </w:rPr>
-        <w:t>[PERCENTAGE]</w:t>
+        <w:t>100</w:t>
       </w:r>
       <w:r>
         <w:rPr/>
@@ -155,7 +132,7 @@
           <w:i/>
           <w:color w:val="000000"/>
         </w:rPr>
-        <w:t>[PRICE]</w:t>
+        <w:t>0.10</w:t>
       </w:r>
       <w:r>
         <w:rPr/>
@@ -166,7 +143,7 @@
           <w:i/>
           <w:color w:val="000000"/>
         </w:rPr>
-        <w:t>[AMOUNT]</w:t>
+        <w:t>10.00</w:t>
       </w:r>
       <w:r>
         <w:rPr/>
@@ -206,7 +183,7 @@
           <w:i/>
           <w:color w:val="000000"/>
         </w:rPr>
-        <w:t>[cash / assignment of intellectual property / past services rendered]</w:t>
+        <w:t>cash</w:t>
       </w:r>
       <w:r>
         <w:rPr/>
@@ -371,7 +348,7 @@
       </w:pPr>
       <w:r>
         <w:rPr/>
-        <w:t>______________________________</w:t>
+        <w:t>{signature:member_____}</w:t>
       </w:r>
     </w:p>
     <w:p>
@@ -385,18 +362,18 @@
           <w:i/>
           <w:color w:val="000000"/>
         </w:rPr>
-        <w:t>[COMPANY NAME]</w:t>
+        <w:t>{Company Name}</w:t>
       </w:r>
       <w:r>
         <w:rPr/>
-        <w:t xml:space="preserve">, LLC, by </w:t>
+        <w:t xml:space="preserve">, by </w:t>
       </w:r>
       <w:r>
         <w:rPr>
           <w:i/>
           <w:color w:val="000000"/>
         </w:rPr>
-        <w:t>[NAME]</w:t>
+        <w:t>{Member Name}</w:t>
       </w:r>
       <w:r>
         <w:rPr/>
@@ -407,7 +384,7 @@
           <w:i/>
           <w:color w:val="000000"/>
         </w:rPr>
-        <w:t>[Manager / Authorized Signatory]</w:t>
+        <w:t>Manager</w:t>
       </w:r>
     </w:p>
     <w:p>
@@ -431,7 +408,7 @@
       </w:pPr>
       <w:r>
         <w:rPr/>
-        <w:t>______________________________</w:t>
+        <w:t>{signature:member_____}</w:t>
       </w:r>
     </w:p>
     <w:p>
@@ -445,7 +422,7 @@
           <w:i/>
           <w:color w:val="000000"/>
         </w:rPr>
-        <w:t>[PURCHASER NAME]</w:t>
+        <w:t>{Member Name}</w:t>
       </w:r>
     </w:p>
     <w:sectPr>
@@ -496,7 +473,7 @@
         <w:sz w:val="20"/>
         <w:szCs w:val="20"/>
       </w:rPr>
-      <w:t xml:space="preserve">[COMPANY NAME], LLC — Membership Interest Purchase Agreement</w:t>
+      <w:t>{Company Name} — Membership Interest Purchase Agreement</w:t>
     </w:r>
   </w:p>
 </w:hdr>
